--- a/docs/studyguides/pmfspdfscdfs.docx
+++ b/docs/studyguides/pmfspdfscdfs.docx
@@ -11307,7 +11307,6 @@
     </w:p>
     <w:p>
       <w:pPr>
-        <w:pStyle w:val="Compact"/>
         <w:numPr>
           <w:ilvl w:val="0"/>
           <w:numId w:val="1012"/>
@@ -11315,6 +11314,17 @@
       </w:pPr>
       <w:r>
         <w:t xml:space="preserve">v1.1: interactive elements added by tdhc 05/24.</w:t>
+      </w:r>
+    </w:p>
+    <w:p>
+      <w:pPr>
+        <w:numPr>
+          <w:ilvl w:val="0"/>
+          <w:numId w:val="1012"/>
+        </w:numPr>
+      </w:pPr>
+      <w:r>
+        <w:t xml:space="preserve">v1.2: deprecated shinylive apps replaced 09/26 by tdhc.</w:t>
       </w:r>
     </w:p>
     <w:p>
